--- a/Science Books/Evolution/26 - The Mind's I - Evolution and the Self - Funny.docx
+++ b/Science Books/Evolution/26 - The Mind's I - Evolution and the Self - Funny.docx
@@ -49,45 +49,102 @@
       </w:pPr>
       <w:r>
         <w:t>What is a self?</w:t>
+      </w:r>
+      <w:r>
         <w:br/>
         <w:br/>
         <w:t>You might think this is easy.</w:t>
+      </w:r>
+      <w:r>
         <w:br/>
         <w:br/>
         <w:t>You are you.</w:t>
+      </w:r>
+      <w:r>
         <w:br/>
         <w:br/>
         <w:t>I am me.</w:t>
+      </w:r>
+      <w:r>
         <w:br/>
         <w:br/>
         <w:t>The cat is the cat.</w:t>
+      </w:r>
+      <w:r>
         <w:br/>
         <w:br/>
         <w:t>Everybody go home.</w:t>
-        <w:br/>
-        <w:br/>
-        <w:t>Unfortunately, the moment we ask what the “I” actually is, the floor becomes slippery.</w:t>
+      </w:r>
+      <w:r>
+        <w:br/>
+        <w:br/>
+        <w:t>But the moment we ask what “I” actually means, things get slippery fast.</w:t>
+      </w:r>
+      <w:r>
         <w:br/>
         <w:br/>
         <w:t>Is the self a thing?</w:t>
+      </w:r>
+      <w:r>
         <w:br/>
         <w:br/>
         <w:t>A process?</w:t>
+      </w:r>
+      <w:r>
         <w:br/>
         <w:br/>
         <w:t>A story?</w:t>
+      </w:r>
+      <w:r>
         <w:br/>
         <w:br/>
         <w:t>A pattern?</w:t>
+      </w:r>
+      <w:r>
         <w:br/>
         <w:br/>
         <w:t>A soul?</w:t>
-        <w:br/>
-        <w:br/>
-        <w:t>Or a very persistent piece of biological bookkeeping?</w:t>
-        <w:br/>
-        <w:br/>
-        <w:t>*The Mind's I*, edited by Douglas Hofstadter and Daniel Dennett in 1981, deliberately sets out to make these questions strange rather than pretending they have easy answers. It is a collection of essays and thought experiments about mind, self, consciousness, artificial intelligence, evolution, and the physical basis of thought.</w:t>
+      </w:r>
+      <w:r>
+        <w:br/>
+        <w:br/>
+        <w:t>Or is it just a very persistent piece of biological bookkeeping?</w:t>
+      </w:r>
+      <w:r>
+        <w:br/>
+        <w:br/>
+        <w:t>Maybe it's just the brain's running tally of what “you” are and what you're doing.</w:t>
+      </w:r>
+      <w:r>
+        <w:rPr>
+          <w:i/>
+        </w:rPr>
+        <w:br/>
+        <w:br/>
+        <w:t>The Mind's I</w:t>
+      </w:r>
+      <w:r>
+        <w:t xml:space="preserve"> is a 1981 essay collection.</w:t>
+      </w:r>
+      <w:r>
+        <w:br/>
+        <w:br/>
+        <w:t>It was edited by Douglas Hofstadter, a scientist famous for studying how systems can loop back and refer to themselves.</w:t>
+      </w:r>
+      <w:r>
+        <w:br/>
+        <w:br/>
+        <w:t>His co-editor was Daniel Dennett, a philosopher who studies the mind.</w:t>
+      </w:r>
+      <w:r>
+        <w:br/>
+        <w:br/>
+        <w:t>It gathers essays and thought experiments about mind, self, consciousness, artificial intelligence, evolution, and how thinking can arise from ordinary physical matter.</w:t>
+      </w:r>
+      <w:r>
+        <w:br/>
+        <w:br/>
+        <w:t>Rather than handing you one tidy answer, it deliberately makes these questions feel stranger, not simpler.</w:t>
       </w:r>
     </w:p>
     <w:p>
@@ -106,28 +163,38 @@
         <w:jc w:val="center"/>
       </w:pPr>
       <w:r>
-        <w:t>One small bibliographical repair before we start.</w:t>
-        <w:br/>
-        <w:br/>
-        <w:t>Marvin Minsky was an important contributor to the intellectual world around artificial intelligence and mind, and he contributed to the collection.</w:t>
-        <w:br/>
-        <w:br/>
-        <w:t xml:space="preserve">But *The Mind's I* was </w:t>
+        <w:t>One quick fact to fix before we start.</w:t>
+      </w:r>
+      <w:r>
+        <w:br/>
+        <w:br/>
+        <w:t>Marvin Minsky, an early leader in artificial intelligence research, wrote one of the essays inside the collection.</w:t>
+      </w:r>
+      <w:r>
+        <w:br/>
+        <w:br/>
+        <w:t>But he did not co-edit or co-author the book itself.</w:t>
       </w:r>
       <w:r>
         <w:rPr>
-          <w:b/>
+          <w:i/>
         </w:rPr>
-        <w:t>edited by Douglas Hofstadter and Daniel Dennett</w:t>
+        <w:br/>
+        <w:br/>
+        <w:t>The Mind's I</w:t>
       </w:r>
       <w:r>
-        <w:t>, not co-authored by Minsky.</w:t>
-        <w:br/>
-        <w:br/>
-        <w:t>That distinction matters.</w:t>
-        <w:br/>
-        <w:br/>
-        <w:t>And it gives us an even better book for our purposes, because the collection brings together several competing views rather than handing us one person's theory and saying, “There. Problem solved.”</w:t>
+        <w:t xml:space="preserve"> was edited by Hofstadter and Dennett alone.</w:t>
+      </w:r>
+      <w:r>
+        <w:br/>
+        <w:br/>
+        <w:t>That small correction actually makes this a better book for our purposes.</w:t>
+      </w:r>
+      <w:r>
+        <w:br/>
+        <w:br/>
+        <w:t>Instead of one person's theory declaring “problem solved,” it puts several competing views side by side.</w:t>
       </w:r>
     </w:p>
     <w:p>
@@ -147,36 +214,61 @@
       </w:pPr>
       <w:r>
         <w:t>Evolution has no particular interest in producing a self.</w:t>
-        <w:br/>
-        <w:br/>
-        <w:t>It cares about reproduction.</w:t>
-        <w:br/>
-        <w:br/>
-        <w:t>If a nervous system helps an animal find food, avoid predators, navigate its environment, or cooperate with others, variations that improve those abilities can spread.</w:t>
-        <w:br/>
-        <w:br/>
-        <w:t>Eventually the nervous system becomes extremely sophisticated.</w:t>
+      </w:r>
+      <w:r>
+        <w:br/>
+        <w:br/>
+        <w:t>It cares about one thing: reproduction, meaning genes getting passed on to the next generation.</w:t>
+      </w:r>
+      <w:r>
+        <w:br/>
+        <w:br/>
+        <w:t>Suppose a nervous system helps an animal find food.</w:t>
+      </w:r>
+      <w:r>
+        <w:br/>
+        <w:br/>
+        <w:t>Suppose it helps that animal dodge predators, find its way around, or cooperate with others.</w:t>
+      </w:r>
+      <w:r>
+        <w:br/>
+        <w:br/>
+        <w:t>Any small change that makes those jobs easier can spread through a population over time.</w:t>
+      </w:r>
+      <w:r>
+        <w:br/>
+        <w:br/>
+        <w:t>Repeat that process for long enough, and the nervous system becomes extremely sophisticated.</w:t>
+      </w:r>
+      <w:r>
         <w:br/>
         <w:br/>
         <w:t>It remembers.</w:t>
+      </w:r>
+      <w:r>
         <w:br/>
         <w:br/>
         <w:t>It predicts.</w:t>
+      </w:r>
+      <w:r>
         <w:br/>
         <w:br/>
         <w:t>It plans.</w:t>
+      </w:r>
+      <w:r>
         <w:br/>
         <w:br/>
         <w:t>It recognizes other individuals.</w:t>
+      </w:r>
+      <w:r>
         <w:br/>
         <w:br/>
         <w:t>It recognizes its own body.</w:t>
-        <w:br/>
-        <w:br/>
-        <w:t>And eventually it may begin recognizing something even stranger:</w:t>
-        <w:br/>
-        <w:br/>
-        <w:t>itself.</w:t>
+      </w:r>
+      <w:r>
+        <w:br/>
+        <w:br/>
+        <w:t>Eventually, it may start recognizing something stranger still: itself.</w:t>
       </w:r>
     </w:p>
     <w:p>
@@ -195,49 +287,52 @@
         <w:jc w:val="center"/>
       </w:pPr>
       <w:r>
-        <w:t>Open up a brain and you will not find a little person sitting in the control room.</w:t>
-        <w:br/>
-        <w:br/>
-        <w:t>There is no miniature you wearing a headset.</w:t>
-        <w:br/>
-        <w:br/>
-        <w:t>There are neurons.</w:t>
-        <w:br/>
-        <w:br/>
-        <w:t>Networks.</w:t>
-        <w:br/>
-        <w:br/>
-        <w:t>Signals.</w:t>
-        <w:br/>
-        <w:br/>
-        <w:t>Chemical processes.</w:t>
-        <w:br/>
-        <w:br/>
-        <w:t>Memory systems.</w:t>
-        <w:br/>
-        <w:br/>
-        <w:t>Sensory systems.</w:t>
-        <w:br/>
-        <w:br/>
-        <w:t>Prediction systems.</w:t>
-        <w:br/>
-        <w:br/>
-        <w:t>Motor systems.</w:t>
-        <w:br/>
-        <w:br/>
-        <w:t>And enormous amounts of feedback.</w:t>
-        <w:br/>
-        <w:br/>
-        <w:t>So perhaps the self is not a separate object.</w:t>
-        <w:br/>
-        <w:br/>
-        <w:t>Perhaps it is a pattern produced by all these systems interacting.</w:t>
-        <w:br/>
-        <w:br/>
-        <w:t>That idea is both scientifically attractive and personally inconvenient.</w:t>
-        <w:br/>
-        <w:br/>
-        <w:t>Because if the self is a pattern, we have to ask what keeps the pattern going.</w:t>
+        <w:t>Open up a brain and you will not find a little person sitting at a control panel.</w:t>
+      </w:r>
+      <w:r>
+        <w:br/>
+        <w:br/>
+        <w:t>There is no miniature you in there, wearing a tiny headset.</w:t>
+      </w:r>
+      <w:r>
+        <w:br/>
+        <w:br/>
+        <w:t>There are neurons, which is just the name for brain cells, wired into vast networks.</w:t>
+      </w:r>
+      <w:r>
+        <w:br/>
+        <w:br/>
+        <w:t>There are electrical signals, chemical processes, memory systems, senses, prediction systems, and systems that control movement.</w:t>
+      </w:r>
+      <w:r>
+        <w:br/>
+        <w:br/>
+        <w:t>All of them constantly feed information back and forth to each other.</w:t>
+      </w:r>
+      <w:r>
+        <w:br/>
+        <w:br/>
+        <w:t>So maybe the self isn't a separate object hiding in there somewhere.</w:t>
+      </w:r>
+      <w:r>
+        <w:br/>
+        <w:br/>
+        <w:t>Maybe it's a pattern, produced by all of those systems working together.</w:t>
+      </w:r>
+      <w:r>
+        <w:br/>
+        <w:br/>
+        <w:t>That idea is scientifically appealing.</w:t>
+      </w:r>
+      <w:r>
+        <w:br/>
+        <w:br/>
+        <w:t>It's also, if you sit with it, a little unsettling.</w:t>
+      </w:r>
+      <w:r>
+        <w:br/>
+        <w:br/>
+        <w:t>Because if the self is just a pattern, we have to ask: what keeps the pattern going?</w:t>
       </w:r>
     </w:p>
     <w:p>
@@ -256,43 +351,81 @@
         <w:jc w:val="center"/>
       </w:pPr>
       <w:r>
-        <w:t>An animal needs a model of the world.</w:t>
-        <w:br/>
-        <w:br/>
-        <w:t>But it also needs a model of itself.</w:t>
-        <w:br/>
-        <w:br/>
-        <w:t>Where is my body?</w:t>
+        <w:t>Every animal needs a model of the world, a working picture of what's out there.</w:t>
+      </w:r>
+      <w:r>
+        <w:br/>
+        <w:br/>
+        <w:t>But it also needs a model of itself, a kind of internal report on its own condition.</w:t>
+      </w:r>
+      <w:r>
+        <w:br/>
+        <w:br/>
+        <w:t>Where is my body right now?</w:t>
+      </w:r>
+      <w:r>
         <w:br/>
         <w:br/>
         <w:t>Am I hungry?</w:t>
-        <w:br/>
-        <w:br/>
-        <w:t>Am I injured?</w:t>
-        <w:br/>
-        <w:br/>
-        <w:t>Can I reach that?</w:t>
-        <w:br/>
-        <w:br/>
-        <w:t>Can I escape?</w:t>
-        <w:br/>
-        <w:br/>
-        <w:t>What happened last time?</w:t>
-        <w:br/>
-        <w:br/>
-        <w:t>What will happen if I do this?</w:t>
-        <w:br/>
-        <w:br/>
-        <w:t>The organism therefore needs an internal representation of its own condition.</w:t>
-        <w:br/>
-        <w:br/>
-        <w:t>That representation does not have to be conscious.</w:t>
-        <w:br/>
-        <w:br/>
-        <w:t>A thermostat has information about temperature without having an opinion about Tuesday.</w:t>
-        <w:br/>
-        <w:br/>
-        <w:t>But increasingly sophisticated self-models could become enormously useful.</w:t>
+      </w:r>
+      <w:r>
+        <w:br/>
+        <w:br/>
+        <w:t>Am I hurt?</w:t>
+      </w:r>
+      <w:r>
+        <w:br/>
+        <w:br/>
+        <w:t>Can I reach that branch?</w:t>
+      </w:r>
+      <w:r>
+        <w:br/>
+        <w:br/>
+        <w:t>Can I escape that predator?</w:t>
+      </w:r>
+      <w:r>
+        <w:br/>
+        <w:br/>
+        <w:t>What happened last time I tried this?</w:t>
+      </w:r>
+      <w:r>
+        <w:br/>
+        <w:br/>
+        <w:t>What will happen if I try it again?</w:t>
+      </w:r>
+      <w:r>
+        <w:br/>
+        <w:br/>
+        <w:t>An organism needs some internal way of tracking its own state to answer any of those questions.</w:t>
+      </w:r>
+      <w:r>
+        <w:br/>
+        <w:br/>
+        <w:t xml:space="preserve">Call that a </w:t>
+      </w:r>
+      <w:r>
+        <w:rPr>
+          <w:b/>
+        </w:rPr>
+        <w:t>self-model</w:t>
+      </w:r>
+      <w:r>
+        <w:t>: the brain's running sketch of its own body and situation, updated moment to moment.</w:t>
+      </w:r>
+      <w:r>
+        <w:br/>
+        <w:br/>
+        <w:t>That self-model doesn't have to be conscious to work.</w:t>
+      </w:r>
+      <w:r>
+        <w:br/>
+        <w:br/>
+        <w:t>A thermostat carries information about temperature, but it doesn't have opinions about Tuesday.</w:t>
+      </w:r>
+      <w:r>
+        <w:br/>
+        <w:br/>
+        <w:t>Still, a self-model that grows more detailed over evolutionary time could become enormously useful.</w:t>
       </w:r>
     </w:p>
     <w:p>
@@ -311,37 +444,80 @@
         <w:jc w:val="center"/>
       </w:pPr>
       <w:r>
-        <w:t>Now suppose the brain can represent its own representations.</w:t>
+        <w:t>Now imagine a brain that can represent its own representations, a model that can look at itself.</w:t>
+      </w:r>
+      <w:r>
         <w:br/>
         <w:br/>
         <w:t>“I remember that.”</w:t>
+      </w:r>
+      <w:r>
         <w:br/>
         <w:br/>
         <w:t>“I am afraid.”</w:t>
+      </w:r>
+      <w:r>
         <w:br/>
         <w:br/>
         <w:t>“I know that I am afraid.”</w:t>
+      </w:r>
+      <w:r>
         <w:br/>
         <w:br/>
         <w:t>“I know that you know that I am afraid.”</w:t>
-        <w:br/>
-        <w:br/>
-        <w:t>Congratulations.</w:t>
-        <w:br/>
-        <w:br/>
-        <w:t>The brain has become a recursive bureaucracy.</w:t>
-        <w:br/>
-        <w:br/>
-        <w:t>Every department has another department checking whether the previous department filled out the correct form.</w:t>
-        <w:br/>
-        <w:br/>
-        <w:t>This is the kind of self-reference Hofstadter finds fascinating.</w:t>
-        <w:br/>
-        <w:br/>
-        <w:t>The system is not merely representing the world.</w:t>
-        <w:br/>
-        <w:br/>
-        <w:t>It is representing itself representing the world.</w:t>
+      </w:r>
+      <w:r>
+        <w:br/>
+        <w:br/>
+        <w:t xml:space="preserve">Congratulations: the brain has just become a </w:t>
+      </w:r>
+      <w:r>
+        <w:rPr>
+          <w:b/>
+        </w:rPr>
+        <w:t>recursive</w:t>
+      </w:r>
+      <w:r>
+        <w:t xml:space="preserve"> bureaucracy.</w:t>
+      </w:r>
+      <w:r>
+        <w:br/>
+        <w:br/>
+        <w:t>Recursive just means something that loops back and refers to itself.</w:t>
+      </w:r>
+      <w:r>
+        <w:br/>
+        <w:br/>
+        <w:t>Think of a hall of mirrors, or a form that asks you to attach a copy of itself.</w:t>
+      </w:r>
+      <w:r>
+        <w:br/>
+        <w:br/>
+        <w:t>Picture every department checking whether the department before it filled out the correct form, forever.</w:t>
+      </w:r>
+      <w:r>
+        <w:br/>
+        <w:br/>
+        <w:t xml:space="preserve">Hofstadter has a name for this kind of self-reference: a </w:t>
+      </w:r>
+      <w:r>
+        <w:rPr>
+          <w:b/>
+        </w:rPr>
+        <w:t>strange loop</w:t>
+      </w:r>
+      <w:r>
+        <w:t>, a system that watches itself watching itself.</w:t>
+      </w:r>
+      <w:r>
+        <w:br/>
+        <w:br/>
+        <w:t>The brain isn't just representing the world out there anymore.</w:t>
+      </w:r>
+      <w:r>
+        <w:br/>
+        <w:br/>
+        <w:t>It's representing itself in the act of representing the world.</w:t>
       </w:r>
     </w:p>
     <w:p>
@@ -360,25 +536,42 @@
         <w:jc w:val="center"/>
       </w:pPr>
       <w:r>
-        <w:t>Self-awareness sounds philosophical.</w:t>
-        <w:br/>
-        <w:br/>
-        <w:t>But some of its ingredients are practical.</w:t>
-        <w:br/>
-        <w:br/>
-        <w:t>If you know that you are tired, you can change what you do.</w:t>
-        <w:br/>
-        <w:br/>
-        <w:t>If you know that you tend to panic, you can prepare.</w:t>
-        <w:br/>
-        <w:br/>
-        <w:t>If you know what you are good at, you can choose tasks accordingly.</w:t>
-        <w:br/>
-        <w:br/>
-        <w:t>If you know what another individual thinks of you, you can adjust your behavior.</w:t>
-        <w:br/>
-        <w:br/>
-        <w:t>A self-model can therefore be useful even if nobody ever sits down and asks, “Who am I?”</w:t>
+        <w:t>Self-awareness sounds like a topic for a philosophy class.</w:t>
+      </w:r>
+      <w:r>
+        <w:br/>
+        <w:br/>
+        <w:t>But some of its uses are refreshingly practical.</w:t>
+      </w:r>
+      <w:r>
+        <w:br/>
+        <w:br/>
+        <w:t>If you know you're tired, you can change your plans.</w:t>
+      </w:r>
+      <w:r>
+        <w:br/>
+        <w:br/>
+        <w:t>If you know you tend to panic under pressure, you can prepare for it ahead of time.</w:t>
+      </w:r>
+      <w:r>
+        <w:br/>
+        <w:br/>
+        <w:t>If you know what you're good at, you can pick tasks that fit.</w:t>
+      </w:r>
+      <w:r>
+        <w:br/>
+        <w:br/>
+        <w:t>If you know what someone else thinks of you, you can adjust how you act around them.</w:t>
+      </w:r>
+      <w:r>
+        <w:br/>
+        <w:br/>
+        <w:t>A self-model can be useful for all of these reasons.</w:t>
+      </w:r>
+      <w:r>
+        <w:br/>
+        <w:br/>
+        <w:t>It doesn't need anyone to sit down and ask the big question, “Who am I?”</w:t>
       </w:r>
     </w:p>
     <w:p>
@@ -397,37 +590,71 @@
         <w:jc w:val="center"/>
       </w:pPr>
       <w:r>
-        <w:t>Humans do something extra.</w:t>
-        <w:br/>
-        <w:br/>
-        <w:t>We tell ourselves stories.</w:t>
+        <w:t>Humans do something extra: we tell ourselves stories about who we are.</w:t>
+      </w:r>
+      <w:r>
         <w:br/>
         <w:br/>
         <w:t>I am this sort of person.</w:t>
+      </w:r>
+      <w:r>
         <w:br/>
         <w:br/>
         <w:t>I remember that event.</w:t>
-        <w:br/>
-        <w:br/>
-        <w:t>I intend to do this.</w:t>
+      </w:r>
+      <w:r>
+        <w:br/>
+        <w:br/>
+        <w:t>I plan to do this.</w:t>
+      </w:r>
+      <w:r>
         <w:br/>
         <w:br/>
         <w:t>I was wrong about that.</w:t>
-        <w:br/>
-        <w:br/>
-        <w:t>Tomorrow I will become more organized.</w:t>
-        <w:br/>
-        <w:br/>
-        <w:t>Tomorrow, incidentally, is a very popular date for becoming more organized.</w:t>
-        <w:br/>
-        <w:br/>
-        <w:t>The narrative self may be partly a way of keeping many separate memories, goals, predictions, and social identities organized around one continuing character.</w:t>
-        <w:br/>
-        <w:br/>
-        <w:t>That character feels remarkably solid.</w:t>
-        <w:br/>
-        <w:br/>
-        <w:t>The underlying machinery is anything but.</w:t>
+      </w:r>
+      <w:r>
+        <w:br/>
+        <w:br/>
+        <w:t>Tomorrow, I will finally get organized.</w:t>
+      </w:r>
+      <w:r>
+        <w:br/>
+        <w:br/>
+        <w:t>Tomorrow, as it happens, is an extremely popular date for that.</w:t>
+      </w:r>
+      <w:r>
+        <w:br/>
+        <w:br/>
+        <w:t xml:space="preserve">This ongoing story is the </w:t>
+      </w:r>
+      <w:r>
+        <w:rPr>
+          <w:b/>
+        </w:rPr>
+        <w:t>narrative self</w:t>
+      </w:r>
+      <w:r>
+        <w:t>.</w:t>
+      </w:r>
+      <w:r>
+        <w:br/>
+        <w:br/>
+        <w:t>It may exist partly to keep everything organized at once: memories, goals, predictions, and the different roles you play with different people.</w:t>
+      </w:r>
+      <w:r>
+        <w:br/>
+        <w:br/>
+        <w:t>All of that gets organized around one continuing character: you.</w:t>
+      </w:r>
+      <w:r>
+        <w:br/>
+        <w:br/>
+        <w:t>That character feels rock solid.</w:t>
+      </w:r>
+      <w:r>
+        <w:br/>
+        <w:br/>
+        <w:t>The machinery underneath it is anything but.</w:t>
       </w:r>
     </w:p>
     <w:p>
@@ -446,28 +673,56 @@
         <w:jc w:val="center"/>
       </w:pPr>
       <w:r>
-        <w:t>The title is clever because it asks us to distinguish between the mind and the “I” that seems to own the mind.</w:t>
+        <w:t>The title is clever for a reason.</w:t>
+      </w:r>
+      <w:r>
+        <w:br/>
+        <w:br/>
+        <w:t>It asks you to separate two things that usually feel like one.</w:t>
+      </w:r>
+      <w:r>
+        <w:br/>
+        <w:br/>
+        <w:t>Those two things are the mind, and the “I” that seems to own the mind.</w:t>
+      </w:r>
+      <w:r>
         <w:br/>
         <w:br/>
         <w:t>Who is having the thoughts?</w:t>
+      </w:r>
+      <w:r>
         <w:br/>
         <w:br/>
         <w:t>Who owns the memories?</w:t>
-        <w:br/>
-        <w:br/>
-        <w:t>Who is watching the mental movie?</w:t>
-        <w:br/>
-        <w:br/>
-        <w:t>And if there is a watcher, who is watching the watcher?</w:t>
+      </w:r>
+      <w:r>
+        <w:br/>
+        <w:br/>
+        <w:t>Who is watching the mental movie play?</w:t>
+      </w:r>
+      <w:r>
+        <w:br/>
+        <w:br/>
+        <w:t>And if there's a watcher in there, who is watching the watcher?</w:t>
+      </w:r>
+      <w:r>
         <w:br/>
         <w:br/>
         <w:t>That last question is dangerous.</w:t>
-        <w:br/>
-        <w:br/>
-        <w:t>It can produce an infinite regress.</w:t>
-        <w:br/>
-        <w:br/>
-        <w:t>Fortunately, brains have evolved excellent methods for getting confused without actually stopping.</w:t>
+      </w:r>
+      <w:r>
+        <w:br/>
+        <w:br/>
+        <w:t xml:space="preserve">It can spiral into an </w:t>
+      </w:r>
+      <w:r>
+        <w:rPr>
+          <w:b/>
+        </w:rPr>
+        <w:t>infinite regress</w:t>
+      </w:r>
+      <w:r>
+        <w:t>, an endless chain of watchers with no bottom and no place to stop.</w:t>
       </w:r>
     </w:p>
     <w:p>
@@ -486,25 +741,37 @@
         <w:jc w:val="center"/>
       </w:pPr>
       <w:r>
-        <w:t>The brain does not need an infinite stack of little observers.</w:t>
-        <w:br/>
-        <w:br/>
-        <w:t>It can use recursive representations without requiring a separate observer at every level.</w:t>
+        <w:t>Luckily, brains don't need an infinite stack of tiny observers to pull this off.</w:t>
+      </w:r>
+      <w:r>
+        <w:br/>
+        <w:br/>
+        <w:t>They can use self-referencing representations without needing a separate observer sitting at every level.</w:t>
+      </w:r>
+      <w:r>
         <w:br/>
         <w:br/>
         <w:t>A system can contain a model of itself.</w:t>
+      </w:r>
+      <w:r>
         <w:br/>
         <w:br/>
         <w:t>That model can contain information about the system's own state.</w:t>
-        <w:br/>
-        <w:br/>
-        <w:t>The process can stop there.</w:t>
-        <w:br/>
-        <w:br/>
-        <w:t>There does not have to be a tiny observer inside the observer inside the observer.</w:t>
-        <w:br/>
-        <w:br/>
-        <w:t>The strange loop can be a network of mutually influencing processes rather than a staircase of little people.</w:t>
+      </w:r>
+      <w:r>
+        <w:br/>
+        <w:br/>
+        <w:t>The process can simply stop there, with no further observer required.</w:t>
+      </w:r>
+      <w:r>
+        <w:br/>
+        <w:br/>
+        <w:t>There doesn't have to be a tiny watcher inside the watcher inside the watcher, forever.</w:t>
+      </w:r>
+      <w:r>
+        <w:br/>
+        <w:br/>
+        <w:t>The strange loop can be a network of processes influencing each other, rather than a staircase of little people going up forever.</w:t>
       </w:r>
     </w:p>
     <w:p>
@@ -523,37 +790,66 @@
         <w:jc w:val="center"/>
       </w:pPr>
       <w:r>
-        <w:t>This is one of the central questions of *The Mind's I*.</w:t>
-        <w:br/>
-        <w:br/>
-        <w:t>If the brain is physical, can physical matter really think?</w:t>
-        <w:br/>
-        <w:br/>
-        <w:t>From the evolutionary perspective, the question becomes wonderfully concrete.</w:t>
+        <w:t xml:space="preserve">This is one of the central questions </w:t>
+      </w:r>
+      <w:r>
+        <w:rPr>
+          <w:i/>
+        </w:rPr>
+        <w:t>The Mind's I</w:t>
+      </w:r>
+      <w:r>
+        <w:t xml:space="preserve"> keeps circling back to.</w:t>
+      </w:r>
+      <w:r>
+        <w:br/>
+        <w:br/>
+        <w:t>If the brain is just physical stuff, can physical stuff really think?</w:t>
+      </w:r>
+      <w:r>
+        <w:br/>
+        <w:br/>
+        <w:t>From evolution's point of view, the question turns wonderfully concrete.</w:t>
+      </w:r>
+      <w:r>
         <w:br/>
         <w:br/>
         <w:t>Brains are made of matter.</w:t>
+      </w:r>
+      <w:r>
         <w:br/>
         <w:br/>
         <w:t>They process information.</w:t>
+      </w:r>
+      <w:r>
         <w:br/>
         <w:br/>
         <w:t>They learn.</w:t>
+      </w:r>
+      <w:r>
         <w:br/>
         <w:br/>
         <w:t>They predict.</w:t>
+      </w:r>
+      <w:r>
         <w:br/>
         <w:br/>
         <w:t>They control behavior.</w:t>
-        <w:br/>
-        <w:br/>
-        <w:t>So the real mystery is not whether matter can move.</w:t>
+      </w:r>
+      <w:r>
+        <w:br/>
+        <w:br/>
+        <w:t>So the real mystery isn't whether matter can move around.</w:t>
+      </w:r>
+      <w:r>
         <w:br/>
         <w:br/>
         <w:t>It obviously can.</w:t>
-        <w:br/>
-        <w:br/>
-        <w:t>The mystery is whether sufficiently organized matter can produce thought and subjective experience.</w:t>
+      </w:r>
+      <w:r>
+        <w:br/>
+        <w:br/>
+        <w:t>The mystery is whether matter, organized in just the right way, can produce thought and felt experience.</w:t>
       </w:r>
     </w:p>
     <w:p>
@@ -572,43 +868,62 @@
         <w:jc w:val="center"/>
       </w:pPr>
       <w:r>
-        <w:t>Evolution has had an absurd amount of time to experiment.</w:t>
-        <w:br/>
-        <w:br/>
-        <w:t>It does not have a conscious engineer.</w:t>
-        <w:br/>
-        <w:br/>
-        <w:t>It tries variations.</w:t>
+        <w:t>Evolution has had an almost unimaginable amount of time to experiment.</w:t>
+      </w:r>
+      <w:r>
+        <w:br/>
+        <w:br/>
+        <w:t>It has had far longer than all of recorded human history, repeated over and over.</w:t>
+      </w:r>
+      <w:r>
+        <w:br/>
+        <w:br/>
+        <w:t>It doesn't have a conscious engineer running the show.</w:t>
+      </w:r>
+      <w:r>
+        <w:br/>
+        <w:br/>
+        <w:t>It just tries variations.</w:t>
+      </w:r>
+      <w:r>
         <w:br/>
         <w:br/>
         <w:t>Most disappear.</w:t>
+      </w:r>
+      <w:r>
         <w:br/>
         <w:br/>
         <w:t>Some survive.</w:t>
+      </w:r>
+      <w:r>
         <w:br/>
         <w:br/>
         <w:t>Some get modified.</w:t>
-        <w:br/>
-        <w:br/>
-        <w:t>Some become components of more complicated systems.</w:t>
-        <w:br/>
-        <w:br/>
-        <w:t>Old structures get repurposed.</w:t>
-        <w:br/>
-        <w:br/>
-        <w:t>New functions appear.</w:t>
-        <w:br/>
-        <w:br/>
-        <w:t>The brain is therefore not a machine designed from scratch.</w:t>
-        <w:br/>
-        <w:br/>
-        <w:t>It is a historical construction.</w:t>
-        <w:br/>
-        <w:br/>
-        <w:t>It contains layers of old solutions piled on top of older solutions.</w:t>
-        <w:br/>
-        <w:br/>
-        <w:t>It is less like a clean computer and more like a city where nobody demolished anything.</w:t>
+      </w:r>
+      <w:r>
+        <w:br/>
+        <w:br/>
+        <w:t>Some become parts of bigger, more complicated systems.</w:t>
+      </w:r>
+      <w:r>
+        <w:br/>
+        <w:br/>
+        <w:t>Old structures get repurposed for new jobs, and new functions appear on top of them.</w:t>
+      </w:r>
+      <w:r>
+        <w:br/>
+        <w:br/>
+        <w:t>So the brain isn't a machine designed from scratch on a blank page.</w:t>
+      </w:r>
+      <w:r>
+        <w:br/>
+        <w:br/>
+        <w:t>It's a historical construction: layer after layer of old solutions, piled on top of even older ones.</w:t>
+      </w:r>
+      <w:r>
+        <w:br/>
+        <w:br/>
+        <w:t>It's less like a clean modern computer and more like an old city where nobody ever tore anything down.</w:t>
       </w:r>
     </w:p>
     <w:p>
@@ -627,28 +942,42 @@
         <w:jc w:val="center"/>
       </w:pPr>
       <w:r>
-        <w:t>A human brain contains ancient biological machinery alongside newer systems.</w:t>
+        <w:t>A human brain carries ancient biological machinery right alongside much newer systems.</w:t>
+      </w:r>
+      <w:r>
         <w:br/>
         <w:br/>
         <w:t>Emotion interacts with reasoning.</w:t>
+      </w:r>
+      <w:r>
         <w:br/>
         <w:br/>
         <w:t>Memory interacts with perception.</w:t>
-        <w:br/>
-        <w:br/>
-        <w:t>Prediction interacts with sensation.</w:t>
+      </w:r>
+      <w:r>
+        <w:br/>
+        <w:br/>
+        <w:t>Prediction interacts with raw sensation.</w:t>
+      </w:r>
+      <w:r>
         <w:br/>
         <w:br/>
         <w:t>Social instincts interact with abstract thought.</w:t>
-        <w:br/>
-        <w:br/>
-        <w:t>That messiness is not necessarily a defect.</w:t>
-        <w:br/>
-        <w:br/>
-        <w:t>Evolution modifies what already exists.</w:t>
-        <w:br/>
-        <w:br/>
-        <w:t>It does not usually throw away the entire organism and start again because the architecture committee has changed its mind.</w:t>
+      </w:r>
+      <w:r>
+        <w:br/>
+        <w:br/>
+        <w:t>That messiness isn't necessarily a flaw.</w:t>
+      </w:r>
+      <w:r>
+        <w:br/>
+        <w:br/>
+        <w:t>Evolution modifies whatever already exists.</w:t>
+      </w:r>
+      <w:r>
+        <w:br/>
+        <w:br/>
+        <w:t>It doesn't usually scrap the whole organism and start fresh just because some architecture committee changed its mind.</w:t>
       </w:r>
     </w:p>
     <w:p>
@@ -668,33 +997,51 @@
       </w:pPr>
       <w:r>
         <w:t>Temperature is real.</w:t>
-        <w:br/>
-        <w:br/>
-        <w:t>It is also not fundamental in the same sense as an elementary particle.</w:t>
+      </w:r>
+      <w:r>
+        <w:br/>
+        <w:br/>
+        <w:t>It's also not fundamental in the way an elementary particle, the tiniest known building block of matter, is fundamental.</w:t>
+      </w:r>
+      <w:r>
         <w:br/>
         <w:br/>
         <w:t>A hurricane is real.</w:t>
-        <w:br/>
-        <w:br/>
-        <w:t>It is also a pattern in atmospheric dynamics.</w:t>
+      </w:r>
+      <w:r>
+        <w:br/>
+        <w:br/>
+        <w:t>It's also just a pattern in the way air and moisture move together.</w:t>
+      </w:r>
+      <w:r>
         <w:br/>
         <w:br/>
         <w:t>A species is real.</w:t>
-        <w:br/>
-        <w:br/>
-        <w:t>It is also a population-level historical pattern.</w:t>
-        <w:br/>
-        <w:br/>
-        <w:t>Perhaps the self belongs to this family.</w:t>
-        <w:br/>
-        <w:br/>
-        <w:t>It could be real without being a fundamental ingredient of the universe.</w:t>
-        <w:br/>
-        <w:br/>
-        <w:t>That would make the self no less important.</w:t>
-        <w:br/>
-        <w:br/>
-        <w:t>It would simply make it a different kind of thing.</w:t>
+      </w:r>
+      <w:r>
+        <w:br/>
+        <w:br/>
+        <w:t>It's also a pattern in a population's history, not one single fixed thing.</w:t>
+      </w:r>
+      <w:r>
+        <w:br/>
+        <w:br/>
+        <w:t>The self might belong to this same family.</w:t>
+      </w:r>
+      <w:r>
+        <w:br/>
+        <w:br/>
+        <w:t>It could be entirely real without being one of the universe's basic ingredients.</w:t>
+      </w:r>
+      <w:r>
+        <w:br/>
+        <w:br/>
+        <w:t>That wouldn't make the self less important.</w:t>
+      </w:r>
+      <w:r>
+        <w:br/>
+        <w:br/>
+        <w:t>It would just make it a different kind of thing, the kind built out of pattern and process rather than raw material.</w:t>
       </w:r>
     </w:p>
     <w:p>
@@ -713,34 +1060,61 @@
         <w:jc w:val="center"/>
       </w:pPr>
       <w:r>
-        <w:t>There is still a giant question.</w:t>
-        <w:br/>
-        <w:br/>
-        <w:t>Suppose we explain every neural process.</w:t>
-        <w:br/>
-        <w:br/>
-        <w:t>Suppose we understand every feedback loop.</w:t>
-        <w:br/>
-        <w:br/>
-        <w:t>Suppose we know exactly how the brain constructs a self-model.</w:t>
-        <w:br/>
-        <w:br/>
-        <w:t>Why does any of it feel like anything?</w:t>
-        <w:br/>
-        <w:br/>
-        <w:t>Why is seeing red accompanied by experience?</w:t>
-        <w:br/>
-        <w:br/>
-        <w:t>Why is pain painful?</w:t>
-        <w:br/>
-        <w:br/>
-        <w:t>Why is there an “inside” at all?</w:t>
-        <w:br/>
-        <w:br/>
-        <w:t>Evolution can explain why organisms need information processing.</w:t>
-        <w:br/>
-        <w:br/>
-        <w:t>It does not yet give us a universally accepted explanation for subjective experience.</w:t>
+        <w:t>There's still one giant question left standing.</w:t>
+      </w:r>
+      <w:r>
+        <w:br/>
+        <w:br/>
+        <w:t>Suppose we explain every neural process, meaning every signal firing in the brain.</w:t>
+      </w:r>
+      <w:r>
+        <w:br/>
+        <w:br/>
+        <w:t>Suppose we map every feedback loop, and understand exactly how the brain builds its self-model.</w:t>
+      </w:r>
+      <w:r>
+        <w:br/>
+        <w:br/>
+        <w:t>Why does any of it feel like anything at all?</w:t>
+      </w:r>
+      <w:r>
+        <w:br/>
+        <w:br/>
+        <w:t>Why does seeing red come with an experience attached, instead of just quietly happening in the dark?</w:t>
+      </w:r>
+      <w:r>
+        <w:br/>
+        <w:br/>
+        <w:t>Why is pain painful, rather than just information passing through a wire?</w:t>
+      </w:r>
+      <w:r>
+        <w:br/>
+        <w:br/>
+        <w:t>Why is there an “inside” to any of this in the first place?</w:t>
+      </w:r>
+      <w:r>
+        <w:br/>
+        <w:br/>
+        <w:t>Evolution can explain why organisms need to process information.</w:t>
+      </w:r>
+      <w:r>
+        <w:br/>
+        <w:br/>
+        <w:t xml:space="preserve">It doesn't yet give us an explanation everyone agrees on for </w:t>
+      </w:r>
+      <w:r>
+        <w:rPr>
+          <w:b/>
+        </w:rPr>
+        <w:t>subjective experience</w:t>
+      </w:r>
+      <w:r>
+        <w:t>.</w:t>
+      </w:r>
+      <w:r>
+        <w:br/>
+        <w:br/>
+        <w:t>Subjective experience is just the plain fact that it feels like something to be you, right now, reading this.</w:t>
       </w:r>
     </w:p>
     <w:p>
@@ -759,37 +1133,47 @@
         <w:jc w:val="center"/>
       </w:pPr>
       <w:r>
-        <w:t>One possibility is that the self is partly a narrative construction.</w:t>
-        <w:br/>
-        <w:br/>
-        <w:t>The brain receives information from many systems.</w:t>
-        <w:br/>
-        <w:br/>
-        <w:t>It integrates some of it.</w:t>
-        <w:br/>
-        <w:br/>
-        <w:t>It remembers some of it.</w:t>
-        <w:br/>
-        <w:br/>
-        <w:t>It predicts some of it.</w:t>
-        <w:br/>
-        <w:br/>
-        <w:t>It then constructs a coherent account:</w:t>
+        <w:t>One possibility: the self is partly a story your brain constructs.</w:t>
+      </w:r>
+      <w:r>
+        <w:br/>
+        <w:br/>
+        <w:t>The brain takes in information from many different systems at once.</w:t>
+      </w:r>
+      <w:r>
+        <w:br/>
+        <w:br/>
+        <w:t>It integrates some of it, remembers some of it, and predicts some of it.</w:t>
+      </w:r>
+      <w:r>
+        <w:br/>
+        <w:br/>
+        <w:t>Then it builds all of that into one coherent account.</w:t>
+      </w:r>
+      <w:r>
         <w:br/>
         <w:br/>
         <w:t>This is happening to me.</w:t>
+      </w:r>
+      <w:r>
         <w:br/>
         <w:br/>
         <w:t>I did that.</w:t>
+      </w:r>
+      <w:r>
         <w:br/>
         <w:br/>
         <w:t>I want this.</w:t>
+      </w:r>
+      <w:r>
         <w:br/>
         <w:br/>
         <w:t>I remember that.</w:t>
-        <w:br/>
-        <w:br/>
-        <w:t>The story can be extremely useful even if there is no single place in the brain where “the story” is stored.</w:t>
+      </w:r>
+      <w:r>
+        <w:br/>
+        <w:br/>
+        <w:t>The story can be enormously useful, even if there's no single spot in the brain where “the story” is physically stored.</w:t>
       </w:r>
     </w:p>
     <w:p>
@@ -808,43 +1192,64 @@
         <w:jc w:val="center"/>
       </w:pPr>
       <w:r>
-        <w:t>A whirlpool is not a particular collection of water molecules.</w:t>
-        <w:br/>
-        <w:br/>
-        <w:t>The molecules change.</w:t>
-        <w:br/>
-        <w:br/>
-        <w:t>The pattern persists.</w:t>
-        <w:br/>
-        <w:br/>
-        <w:t>A flame is not one particular set of molecules.</w:t>
-        <w:br/>
-        <w:br/>
-        <w:t>Matter flows through it.</w:t>
-        <w:br/>
-        <w:br/>
-        <w:t>The process remains.</w:t>
-        <w:br/>
-        <w:br/>
-        <w:t>A self might be similar.</w:t>
-        <w:br/>
-        <w:br/>
-        <w:t>The physical components change.</w:t>
-        <w:br/>
-        <w:br/>
-        <w:t>The memories change.</w:t>
-        <w:br/>
-        <w:br/>
-        <w:t>The body changes.</w:t>
-        <w:br/>
-        <w:br/>
-        <w:t>The beliefs change.</w:t>
-        <w:br/>
-        <w:br/>
-        <w:t>Yet a recognizable pattern persists.</w:t>
-        <w:br/>
-        <w:br/>
-        <w:t>That is a strange kind of existence.</w:t>
+        <w:t>A whirlpool isn't one particular collection of water molecules.</w:t>
+      </w:r>
+      <w:r>
+        <w:br/>
+        <w:br/>
+        <w:t>The molecules keep changing.</w:t>
+      </w:r>
+      <w:r>
+        <w:br/>
+        <w:br/>
+        <w:t>The pattern of swirling water persists.</w:t>
+      </w:r>
+      <w:r>
+        <w:br/>
+        <w:br/>
+        <w:t>A flame isn't one particular set of molecules either.</w:t>
+      </w:r>
+      <w:r>
+        <w:br/>
+        <w:br/>
+        <w:t>Matter flows through it constantly, while the process of burning stays the same.</w:t>
+      </w:r>
+      <w:r>
+        <w:br/>
+        <w:br/>
+        <w:t>A self might work the same way.</w:t>
+      </w:r>
+      <w:r>
+        <w:br/>
+        <w:br/>
+        <w:t>The atoms in your body change.</w:t>
+      </w:r>
+      <w:r>
+        <w:br/>
+        <w:br/>
+        <w:t>Your memories change.</w:t>
+      </w:r>
+      <w:r>
+        <w:br/>
+        <w:br/>
+        <w:t>Your body changes.</w:t>
+      </w:r>
+      <w:r>
+        <w:br/>
+        <w:br/>
+        <w:t>Your beliefs change.</w:t>
+      </w:r>
+      <w:r>
+        <w:br/>
+        <w:br/>
+        <w:t>And yet a recognizable pattern, you, persists through all of it.</w:t>
+      </w:r>
+      <w:r>
+        <w:br/>
+        <w:br/>
+        <w:t>That's a strange kind of existence to have.</w:t>
+      </w:r>
+      <w:r>
         <w:br/>
         <w:br/>
         <w:t>But biology is full of strange kinds of existence.</w:t>
@@ -866,37 +1271,52 @@
         <w:jc w:val="center"/>
       </w:pPr>
       <w:r>
-        <w:t>We should not make the opposite mistake and imagine the mind as pure software floating free of biology.</w:t>
-        <w:br/>
-        <w:br/>
-        <w:t>Brains are embodied.</w:t>
-        <w:br/>
-        <w:br/>
-        <w:t>They regulate bodies.</w:t>
-        <w:br/>
-        <w:br/>
-        <w:t>They receive signals from organs.</w:t>
-        <w:br/>
-        <w:br/>
-        <w:t>They move through physical environments.</w:t>
+        <w:t>We shouldn't swing too far the other way and picture the mind as pure software, floating free of biology.</w:t>
+      </w:r>
+      <w:r>
+        <w:br/>
+        <w:br/>
+        <w:t>Brains are embodied, meaning they live inside bodies and constantly regulate them.</w:t>
+      </w:r>
+      <w:r>
+        <w:br/>
+        <w:br/>
+        <w:t>They receive nonstop signals from organs.</w:t>
+      </w:r>
+      <w:r>
+        <w:br/>
+        <w:br/>
+        <w:t>They move through physical spaces.</w:t>
+      </w:r>
+      <w:r>
         <w:br/>
         <w:br/>
         <w:t>Hormones alter behavior.</w:t>
-        <w:br/>
-        <w:br/>
-        <w:t>Hunger changes thought.</w:t>
-        <w:br/>
-        <w:br/>
-        <w:t>Pain changes attention.</w:t>
-        <w:br/>
-        <w:br/>
-        <w:t>Sleep changes cognition.</w:t>
-        <w:br/>
-        <w:br/>
-        <w:t>Evolution did not build an abstract mind and then attach a body afterward.</w:t>
-        <w:br/>
-        <w:br/>
-        <w:t>It built organisms.</w:t>
+      </w:r>
+      <w:r>
+        <w:br/>
+        <w:br/>
+        <w:t>Hunger changes how you think.</w:t>
+      </w:r>
+      <w:r>
+        <w:br/>
+        <w:br/>
+        <w:t>Pain changes what you pay attention to.</w:t>
+      </w:r>
+      <w:r>
+        <w:br/>
+        <w:br/>
+        <w:t>Sleep changes how your mind works the next day.</w:t>
+      </w:r>
+      <w:r>
+        <w:br/>
+        <w:br/>
+        <w:t>Evolution didn't build an abstract mind first and then bolt on a body afterward.</w:t>
+      </w:r>
+      <w:r>
+        <w:br/>
+        <w:br/>
+        <w:t>It built whole organisms, body and mind together, from the start.</w:t>
       </w:r>
     </w:p>
     <w:p>
@@ -916,27 +1336,60 @@
       </w:pPr>
       <w:r>
         <w:t>This leads to a provocative question.</w:t>
-        <w:br/>
-        <w:br/>
-        <w:t>If a mind is a pattern of information processing, could the same pattern exist in another physical substrate?</w:t>
-        <w:br/>
-        <w:br/>
-        <w:t>Silicon?</w:t>
-        <w:br/>
-        <w:br/>
-        <w:t>A different biological system?</w:t>
-        <w:br/>
-        <w:br/>
-        <w:t>A sufficiently detailed simulation?</w:t>
-        <w:br/>
-        <w:br/>
-        <w:t>This is one of the issues raised by the philosophical and AI thought experiments surrounding *The Mind's I*.</w:t>
-        <w:br/>
-        <w:br/>
-        <w:t>The question is not settled.</w:t>
-        <w:br/>
-        <w:br/>
-        <w:t>But it is extremely useful because it forces us to ask what properties of a mind are essential and what properties are merely properties of its biological implementation.</w:t>
+      </w:r>
+      <w:r>
+        <w:br/>
+        <w:br/>
+        <w:t>If a mind is really just a pattern of information processing, could that same pattern run on a different physical material?</w:t>
+      </w:r>
+      <w:r>
+        <w:br/>
+        <w:br/>
+        <w:t>Could it run on silicon, the material inside computer chips?</w:t>
+      </w:r>
+      <w:r>
+        <w:br/>
+        <w:br/>
+        <w:t>On a different kind of biological system?</w:t>
+      </w:r>
+      <w:r>
+        <w:br/>
+        <w:br/>
+        <w:t>On a detailed enough computer simulation?</w:t>
+      </w:r>
+      <w:r>
+        <w:br/>
+        <w:br/>
+        <w:t xml:space="preserve">This is one of the puzzles raised by the philosophical and AI thought experiments packed into </w:t>
+      </w:r>
+      <w:r>
+        <w:rPr>
+          <w:i/>
+        </w:rPr>
+        <w:t>The Mind's I</w:t>
+      </w:r>
+      <w:r>
+        <w:t>.</w:t>
+      </w:r>
+      <w:r>
+        <w:br/>
+        <w:br/>
+        <w:t>The question isn't settled.</w:t>
+      </w:r>
+      <w:r>
+        <w:br/>
+        <w:br/>
+        <w:t>But asking it is useful anyway.</w:t>
+      </w:r>
+      <w:r>
+        <w:br/>
+        <w:br/>
+        <w:t>It forces us to separate two things.</w:t>
+      </w:r>
+      <w:r>
+        <w:br/>
+        <w:br/>
+        <w:t>Which properties of a mind are truly essential, and which are just side effects of running on a biological brain?</w:t>
       </w:r>
     </w:p>
     <w:p>
@@ -955,39 +1408,47 @@
         <w:jc w:val="center"/>
       </w:pPr>
       <w:r>
-        <w:t>Evolution did not need to invent a soul.</w:t>
-        <w:br/>
-        <w:br/>
-        <w:t>It needed organisms that could regulate themselves.</w:t>
-        <w:br/>
-        <w:br/>
-        <w:t>Then organisms that could learn.</w:t>
-        <w:br/>
-        <w:br/>
-        <w:t>Then organisms that could predict.</w:t>
-        <w:br/>
-        <w:br/>
-        <w:t>Then organisms that could model others.</w:t>
-        <w:br/>
-        <w:br/>
-        <w:t>Then organisms that could model themselves.</w:t>
-        <w:br/>
-        <w:br/>
-        <w:t>At some point, the model became complicated enough to contain the word “I.”</w:t>
-        <w:br/>
-        <w:br/>
-        <w:t>And now the “I” is asking whether it is really an “I.”</w:t>
-        <w:br/>
-        <w:br/>
-        <w:t>That is a spectacularly successful piece of biological recursion.</w:t>
-        <w:br/>
-        <w:br/>
+        <w:t>Evolution didn't need to invent a soul.</w:t>
       </w:r>
       <w:r>
-        <w:rPr>
-          <w:b/>
-        </w:rPr>
-        <w:t>The organism evolved to survive. Somewhere along the way, it became capable of wondering who was doing the surviving.</w:t>
+        <w:br/>
+        <w:br/>
+        <w:t>It needed organisms that could regulate themselves.</w:t>
+      </w:r>
+      <w:r>
+        <w:br/>
+        <w:br/>
+        <w:t>Then organisms that could learn.</w:t>
+      </w:r>
+      <w:r>
+        <w:br/>
+        <w:br/>
+        <w:t>Then organisms that could predict what comes next.</w:t>
+      </w:r>
+      <w:r>
+        <w:br/>
+        <w:br/>
+        <w:t>Then organisms that could model other minds.</w:t>
+      </w:r>
+      <w:r>
+        <w:br/>
+        <w:br/>
+        <w:t>Then organisms that could model themselves.</w:t>
+      </w:r>
+      <w:r>
+        <w:br/>
+        <w:br/>
+        <w:t>At some point, that self-model grew complicated enough to contain the word “I.”</w:t>
+      </w:r>
+      <w:r>
+        <w:br/>
+        <w:br/>
+        <w:t>And now the “I” is sitting here, asking whether it's really an “I” at all.</w:t>
+      </w:r>
+      <w:r>
+        <w:br/>
+        <w:br/>
+        <w:t>That's a spectacularly successful piece of biological recursion.</w:t>
       </w:r>
     </w:p>
     <w:sectPr>
@@ -1432,12 +1893,12 @@
       <w:outlineLvl w:val="0"/>
     </w:pPr>
     <w:rPr>
-      <w:rFonts w:asciiTheme="majorHAnsi" w:eastAsiaTheme="majorEastAsia" w:hAnsiTheme="majorHAnsi" w:cstheme="majorBidi" w:ascii="Georgia" w:hAnsi="Georgia"/>
+      <w:rFonts w:ascii="Amazon Ember" w:hAnsi="Amazon Ember" w:cs="Amazon Ember"/>
       <w:b/>
       <w:bCs/>
-      <w:color w:val="365F91" w:themeColor="accent1" w:themeShade="BF"/>
-      <w:sz w:val="30"/>
-      <w:szCs w:val="28"/>
+      <w:color w:val="0000FF"/>
+      <w:sz w:val="36"/>
+      <w:szCs w:val="36"/>
     </w:rPr>
   </w:style>
   <w:style w:type="paragraph" w:styleId="Heading2">
@@ -1722,13 +2183,11 @@
       <w:jc w:val="center"/>
     </w:pPr>
     <w:rPr>
-      <w:rFonts w:asciiTheme="majorHAnsi" w:eastAsiaTheme="majorEastAsia" w:hAnsiTheme="majorHAnsi" w:cstheme="majorBidi" w:ascii="Georgia" w:hAnsi="Georgia"/>
+      <w:rFonts w:ascii="Amazon Ember" w:hAnsi="Amazon Ember" w:cs="Amazon Ember"/>
       <w:b/>
-      <w:color w:val="17365D" w:themeColor="text2" w:themeShade="BF"/>
-      <w:spacing w:val="5"/>
-      <w:kern w:val="28"/>
-      <w:sz w:val="40"/>
-      <w:szCs w:val="52"/>
+      <w:color w:val="0000FF"/>
+      <w:sz w:val="36"/>
+      <w:szCs w:val="36"/>
     </w:rPr>
   </w:style>
   <w:style w:type="character" w:customStyle="1" w:styleId="TitleChar">
